--- a/labs/lab03/report/_output/mathmod-lab03-report.docx
+++ b/labs/lab03/report/_output/mathmod-lab03-report.docx
@@ -5086,7 +5086,7 @@
         <w:rPr>
           <w:rStyle w:val="VerbatimChar"/>
         </w:rPr>
-        <w:t xml:space="preserve">    2 │     1          403          168</w:t>
+        <w:t xml:space="preserve">    2 │     1          405          169</w:t>
       </w:r>
       <w:r>
         <w:br/>
@@ -5095,7 +5095,7 @@
         <w:rPr>
           <w:rStyle w:val="VerbatimChar"/>
         </w:rPr>
-        <w:t xml:space="preserve">    3 │     2          561          219</w:t>
+        <w:t xml:space="preserve">    3 │     2          572          237</w:t>
       </w:r>
       <w:r>
         <w:br/>
@@ -5104,7 +5104,7 @@
         <w:rPr>
           <w:rStyle w:val="VerbatimChar"/>
         </w:rPr>
-        <w:t xml:space="preserve">    4 │     3          585          271</w:t>
+        <w:t xml:space="preserve">    4 │     3          605          276</w:t>
       </w:r>
       <w:r>
         <w:br/>
@@ -5113,7 +5113,7 @@
         <w:rPr>
           <w:rStyle w:val="VerbatimChar"/>
         </w:rPr>
-        <w:t xml:space="preserve">    5 │     4          590          294</w:t>
+        <w:t xml:space="preserve">    5 │     4          606          288</w:t>
       </w:r>
       <w:r>
         <w:br/>
@@ -5122,7 +5122,7 @@
         <w:rPr>
           <w:rStyle w:val="VerbatimChar"/>
         </w:rPr>
-        <w:t xml:space="preserve">    6 │     5          585          309</w:t>
+        <w:t xml:space="preserve">    6 │     5          600          298</w:t>
       </w:r>
       <w:r>
         <w:br/>
@@ -5131,7 +5131,7 @@
         <w:rPr>
           <w:rStyle w:val="VerbatimChar"/>
         </w:rPr>
-        <w:t xml:space="preserve">    7 │     6          582          313</w:t>
+        <w:t xml:space="preserve">    7 │     6          594          303</w:t>
       </w:r>
       <w:r>
         <w:br/>
@@ -5140,7 +5140,7 @@
         <w:rPr>
           <w:rStyle w:val="VerbatimChar"/>
         </w:rPr>
-        <w:t xml:space="preserve">    8 │     7          579          315</w:t>
+        <w:t xml:space="preserve">    8 │     7          587          308</w:t>
       </w:r>
       <w:r>
         <w:br/>
@@ -5158,7 +5158,7 @@
         <w:rPr>
           <w:rStyle w:val="VerbatimChar"/>
         </w:rPr>
-        <w:t xml:space="preserve">  995 │   994            0          900</w:t>
+        <w:t xml:space="preserve">  995 │   994            0          894</w:t>
       </w:r>
       <w:r>
         <w:br/>
@@ -5167,7 +5167,7 @@
         <w:rPr>
           <w:rStyle w:val="VerbatimChar"/>
         </w:rPr>
-        <w:t xml:space="preserve">  996 │   995            0          900</w:t>
+        <w:t xml:space="preserve">  996 │   995            0          892</w:t>
       </w:r>
       <w:r>
         <w:br/>
@@ -5176,7 +5176,7 @@
         <w:rPr>
           <w:rStyle w:val="VerbatimChar"/>
         </w:rPr>
-        <w:t xml:space="preserve">  997 │   996            0          894</w:t>
+        <w:t xml:space="preserve">  997 │   996            0          891</w:t>
       </w:r>
       <w:r>
         <w:br/>
@@ -5185,7 +5185,7 @@
         <w:rPr>
           <w:rStyle w:val="VerbatimChar"/>
         </w:rPr>
-        <w:t xml:space="preserve">  998 │   997            0          890</w:t>
+        <w:t xml:space="preserve">  998 │   997            0          894</w:t>
       </w:r>
       <w:r>
         <w:br/>
@@ -5194,7 +5194,7 @@
         <w:rPr>
           <w:rStyle w:val="VerbatimChar"/>
         </w:rPr>
-        <w:t xml:space="preserve">  999 │   998            0          888</w:t>
+        <w:t xml:space="preserve">  999 │   998            0          896</w:t>
       </w:r>
       <w:r>
         <w:br/>
@@ -5203,7 +5203,7 @@
         <w:rPr>
           <w:rStyle w:val="VerbatimChar"/>
         </w:rPr>
-        <w:t xml:space="preserve"> 1000 │   999            0          891</w:t>
+        <w:t xml:space="preserve"> 1000 │   999            0          896</w:t>
       </w:r>
       <w:r>
         <w:br/>
@@ -5212,7 +5212,7 @@
         <w:rPr>
           <w:rStyle w:val="VerbatimChar"/>
         </w:rPr>
-        <w:t xml:space="preserve"> 1001 │  1000            0          891</w:t>
+        <w:t xml:space="preserve"> 1001 │  1000            0          898</w:t>
       </w:r>
       <w:r>
         <w:br/>
@@ -5266,7 +5266,7 @@
         <w:rPr>
           <w:rStyle w:val="VerbatimChar"/>
         </w:rPr>
-        <w:t xml:space="preserve">    2 │     1     23.5779              1.0</w:t>
+        <w:t xml:space="preserve">    2 │     1     23.5716              1.0</w:t>
       </w:r>
       <w:r>
         <w:br/>
@@ -5275,7 +5275,7 @@
         <w:rPr>
           <w:rStyle w:val="VerbatimChar"/>
         </w:rPr>
-        <w:t xml:space="preserve">    3 │     2     28.4145              1.0</w:t>
+        <w:t xml:space="preserve">    3 │     2     28.0348              1.0</w:t>
       </w:r>
       <w:r>
         <w:br/>
@@ -5284,7 +5284,7 @@
         <w:rPr>
           <w:rStyle w:val="VerbatimChar"/>
         </w:rPr>
-        <w:t xml:space="preserve">    4 │     3     30.8774              1.0</w:t>
+        <w:t xml:space="preserve">    4 │     3     30.482               1.0</w:t>
       </w:r>
       <w:r>
         <w:br/>
@@ -5293,7 +5293,7 @@
         <w:rPr>
           <w:rStyle w:val="VerbatimChar"/>
         </w:rPr>
-        <w:t xml:space="preserve">    5 │     4     31.8113              1.0</w:t>
+        <w:t xml:space="preserve">    5 │     4     31.8227              1.0</w:t>
       </w:r>
       <w:r>
         <w:br/>
@@ -5302,7 +5302,7 @@
         <w:rPr>
           <w:rStyle w:val="VerbatimChar"/>
         </w:rPr>
-        <w:t xml:space="preserve">    6 │     5     32.0185              1.0</w:t>
+        <w:t xml:space="preserve">    6 │     5     32.3223              1.0</w:t>
       </w:r>
       <w:r>
         <w:br/>
@@ -5311,7 +5311,7 @@
         <w:rPr>
           <w:rStyle w:val="VerbatimChar"/>
         </w:rPr>
-        <w:t xml:space="preserve">    7 │     6     31.9679              1.0</w:t>
+        <w:t xml:space="preserve">    7 │     6     32.4338              1.0</w:t>
       </w:r>
       <w:r>
         <w:br/>
@@ -5320,7 +5320,7 @@
         <w:rPr>
           <w:rStyle w:val="VerbatimChar"/>
         </w:rPr>
-        <w:t xml:space="preserve">    8 │     7     31.8782              1.0</w:t>
+        <w:t xml:space="preserve">    8 │     7     32.3694              1.0</w:t>
       </w:r>
       <w:r>
         <w:br/>
@@ -5338,7 +5338,7 @@
         <w:rPr>
           <w:rStyle w:val="VerbatimChar"/>
         </w:rPr>
-        <w:t xml:space="preserve">  995 │   994      4.58729             1.375</w:t>
+        <w:t xml:space="preserve">  995 │   994      4.09982             1.375</w:t>
       </w:r>
       <w:r>
         <w:br/>
@@ -5347,7 +5347,7 @@
         <w:rPr>
           <w:rStyle w:val="VerbatimChar"/>
         </w:rPr>
-        <w:t xml:space="preserve">  996 │   995      4.09647             1.375</w:t>
+        <w:t xml:space="preserve">  996 │   995      4.00955             1.375</w:t>
       </w:r>
       <w:r>
         <w:br/>
@@ -5356,7 +5356,7 @@
         <w:rPr>
           <w:rStyle w:val="VerbatimChar"/>
         </w:rPr>
-        <w:t xml:space="preserve">  997 │   996      3.91264             1.375</w:t>
+        <w:t xml:space="preserve">  997 │   996      4.09794             1.375</w:t>
       </w:r>
       <w:r>
         <w:br/>
@@ -5365,7 +5365,7 @@
         <w:rPr>
           <w:rStyle w:val="VerbatimChar"/>
         </w:rPr>
-        <w:t xml:space="preserve">  998 │   997      3.96139             1.375</w:t>
+        <w:t xml:space="preserve">  998 │   997      4.09338             1.375</w:t>
       </w:r>
       <w:r>
         <w:br/>
@@ -5374,7 +5374,7 @@
         <w:rPr>
           <w:rStyle w:val="VerbatimChar"/>
         </w:rPr>
-        <w:t xml:space="preserve">  999 │   998      4.05104             1.375</w:t>
+        <w:t xml:space="preserve">  999 │   998      3.88409             1.375</w:t>
       </w:r>
       <w:r>
         <w:br/>
@@ -5383,7 +5383,7 @@
         <w:rPr>
           <w:rStyle w:val="VerbatimChar"/>
         </w:rPr>
-        <w:t xml:space="preserve"> 1000 │   999      4.04013             1.375</w:t>
+        <w:t xml:space="preserve"> 1000 │   999      3.76256             1.375</w:t>
       </w:r>
       <w:r>
         <w:br/>
@@ -5392,7 +5392,7 @@
         <w:rPr>
           <w:rStyle w:val="VerbatimChar"/>
         </w:rPr>
-        <w:t xml:space="preserve"> 1001 │  1000      3.96127             1.375</w:t>
+        <w:t xml:space="preserve"> 1001 │  1000      3.63782             1.375</w:t>
       </w:r>
       <w:r>
         <w:br/>
